--- a/testakten/gesellschaftsrecht-legal-english-frankfurt-startup/00-deal-personen-und-zeitleiste.docx
+++ b/testakten/gesellschaftsrecht-legal-english-frankfurt-startup/00-deal-personen-und-zeitleiste.docx
@@ -1401,13 +1401,13 @@
       </w:tr>
     </w:tbl>
     <w:bookmarkEnd w:id="26"/>
-    <w:bookmarkStart w:id="27" w:name="was-die-akte-testet"/>
+    <w:bookmarkStart w:id="27" w:name="Xff2998c64c7e0e780efe609065add64abed1cb2"/>
     <w:p>
       <w:pPr>
         <w:pStyle w:val="Heading2"/>
       </w:pPr>
       <w:r>
-        <w:t xml:space="preserve">Was die Akte testet</w:t>
+        <w:t xml:space="preserve">Aktenschwerpunkte für die kommende Verhandlung</w:t>
       </w:r>
     </w:p>
     <w:p>
@@ -1419,7 +1419,7 @@
         </w:numPr>
       </w:pPr>
       <w:r>
-        <w:t xml:space="preserve">Trennung von</w:t>
+        <w:t xml:space="preserve">Saubere Trennung von</w:t>
       </w:r>
       <w:r>
         <w:t xml:space="preserve"> </w:t>
@@ -1463,7 +1463,7 @@
         </w:numPr>
       </w:pPr>
       <w:r>
-        <w:t xml:space="preserve">Wirtschaftliches Verständnis von</w:t>
+        <w:t xml:space="preserve">Wirtschaftliche Position der Gründer auf</w:t>
       </w:r>
       <w:r>
         <w:t xml:space="preserve"> </w:t>
@@ -1476,7 +1476,10 @@
         <w:t xml:space="preserve">fully diluted basis</w:t>
       </w:r>
       <w:r>
-        <w:t xml:space="preserve">, Option-Pool-Shuffle, Wandeldarlehen, VSOP-Anteilen.</w:t>
+        <w:t xml:space="preserve"> </w:t>
+      </w:r>
+      <w:r>
+        <w:t xml:space="preserve">nach Pool-Shuffle, Wandlung des Wandeldarlehens Frau Ermelind und Bedienung der VSOP-Anteile.</w:t>
       </w:r>
     </w:p>
     <w:p>
@@ -1488,7 +1491,7 @@
         </w:numPr>
       </w:pPr>
       <w:r>
-        <w:t xml:space="preserve">Umgang mit englischen Vertragsbegriffen, die deutsch ähnlich klingen, aber rechtlich anders wirken: Liquidation Preference, Anti-Dilution, Drag/Tag, Reps &amp; Warranties, Consent Matters, Investor Director.</w:t>
+        <w:t xml:space="preserve">Englische Vertragsbegriffe, die im deutschen Recht eine eigene Umsetzung verlangen: Liquidation Preference, Anti-Dilution, Drag/Tag, Reps &amp; Warranties, Consent Matters, Investor Director.</w:t>
       </w:r>
     </w:p>
     <w:p>
@@ -1500,7 +1503,7 @@
         </w:numPr>
       </w:pPr>
       <w:r>
-        <w:t xml:space="preserve">Brücke zwischen englischem Term Sheet und deutscher Notar-, Register- und GmbHG-Welt.</w:t>
+        <w:t xml:space="preserve">Brücke zwischen englischem Term Sheet, deutscher Notar-, Register- und GmbHG-Welt sowie bestehender Satzung und Seed-SHA.</w:t>
       </w:r>
     </w:p>
     <w:p>
@@ -1512,19 +1515,7 @@
         </w:numPr>
       </w:pPr>
       <w:r>
-        <w:t xml:space="preserve">Sensibilität für Anfängerfehler: blinde Eindeutschung, Cap-Table-Gesellschafterlisten-Verwechslung, Übersehen des Wandeldarlehens, Beirat als Board behandeln.</w:t>
-      </w:r>
-    </w:p>
-    <w:p>
-      <w:pPr>
-        <w:pStyle w:val="Compact"/>
-        <w:numPr>
-          <w:ilvl w:val="0"/>
-          <w:numId w:val="1005"/>
-        </w:numPr>
-      </w:pPr>
-      <w:r>
-        <w:t xml:space="preserve">Sauberer Übergang in Partnerbriefing, Mandantenmemo und Liste an Investor Counsel.</w:t>
+        <w:t xml:space="preserve">Vorbereitung der Verhandlung mit Northbridge bzw. Brackenmuir &amp; Quint LLP: Partnerbriefing, Mandantenmemo und Liste an Investor Counsel.</w:t>
       </w:r>
     </w:p>
     <w:bookmarkEnd w:id="27"/>
